--- a/lessons/10-6-group2/homework.docx
+++ b/lessons/10-6-group2/homework.docx
@@ -115,7 +115,7 @@
           <wp:inline distT="0" distB="0" distL="0" distR="0">
             <wp:extent cx="1047750" cy="790575"/>
             <wp:effectExtent t="0" r="0" b="0" l="0"/>
-            <wp:docPr id="1" name="" descr="" title=""/>
+            <wp:docPr id="1" name="math biography" descr="Picture illustrating the vocabulary word &quot;math biography&quot;" title="math biography"/>
             <wp:cNvGraphicFramePr>
               <a:graphicFrameLocks xmlns:a="http://schemas.openxmlformats.org/drawingml/2006/main" noChangeAspect="1"/>
             </wp:cNvGraphicFramePr>
@@ -178,7 +178,7 @@
           <wp:inline distT="0" distB="0" distL="0" distR="0">
             <wp:extent cx="1047750" cy="790575"/>
             <wp:effectExtent t="0" r="0" b="0" l="0"/>
-            <wp:docPr id="1" name="" descr="" title=""/>
+            <wp:docPr id="1" name="reflect" descr="Picture illustrating the vocabulary word &quot;reflect&quot;" title="reflect"/>
             <wp:cNvGraphicFramePr>
               <a:graphicFrameLocks xmlns:a="http://schemas.openxmlformats.org/drawingml/2006/main" noChangeAspect="1"/>
             </wp:cNvGraphicFramePr>
@@ -241,7 +241,7 @@
           <wp:inline distT="0" distB="0" distL="0" distR="0">
             <wp:extent cx="1047750" cy="790575"/>
             <wp:effectExtent t="0" r="0" b="0" l="0"/>
-            <wp:docPr id="1" name="" descr="" title=""/>
+            <wp:docPr id="1" name="growth" descr="Picture illustrating the vocabulary word &quot;growth&quot;" title="growth"/>
             <wp:cNvGraphicFramePr>
               <a:graphicFrameLocks xmlns:a="http://schemas.openxmlformats.org/drawingml/2006/main" noChangeAspect="1"/>
             </wp:cNvGraphicFramePr>
@@ -304,7 +304,7 @@
           <wp:inline distT="0" distB="0" distL="0" distR="0">
             <wp:extent cx="1047750" cy="790575"/>
             <wp:effectExtent t="0" r="0" b="0" l="0"/>
-            <wp:docPr id="1" name="" descr="" title=""/>
+            <wp:docPr id="1" name="confidence" descr="Picture illustrating the vocabulary word &quot;confidence&quot;" title="confidence"/>
             <wp:cNvGraphicFramePr>
               <a:graphicFrameLocks xmlns:a="http://schemas.openxmlformats.org/drawingml/2006/main" noChangeAspect="1"/>
             </wp:cNvGraphicFramePr>
@@ -367,7 +367,7 @@
           <wp:inline distT="0" distB="0" distL="0" distR="0">
             <wp:extent cx="1047750" cy="790575"/>
             <wp:effectExtent t="0" r="0" b="0" l="0"/>
-            <wp:docPr id="1" name="" descr="" title=""/>
+            <wp:docPr id="1" name="community" descr="Picture illustrating the vocabulary word &quot;community&quot;" title="community"/>
             <wp:cNvGraphicFramePr>
               <a:graphicFrameLocks xmlns:a="http://schemas.openxmlformats.org/drawingml/2006/main" noChangeAspect="1"/>
             </wp:cNvGraphicFramePr>
@@ -453,7 +453,7 @@
           <w:b/>
           <w:bCs/>
         </w:rPr>
-        <w:t xml:space="preserve">1. Now stretch the September estimate with this year's math: about 80 riders per turn, 6 turns each hour. About how many riders per hour?</w:t>
+        <w:t xml:space="preserve">1. Percents were new this year. What is 50% of 157?</w:t>
       </w:r>
     </w:p>
     <w:p>
@@ -461,7 +461,7 @@
         <w:spacing w:after="40" w:before="0"/>
       </w:pPr>
       <w:r>
-        <w:t xml:space="preserve">     A. About 480</w:t>
+        <w:t xml:space="preserve">     A. 31.4</w:t>
       </w:r>
     </w:p>
     <w:p>
@@ -469,7 +469,7 @@
         <w:spacing w:after="40" w:before="0"/>
       </w:pPr>
       <w:r>
-        <w:t xml:space="preserve">     B. About 86</w:t>
+        <w:t xml:space="preserve">     B. 77.5</w:t>
       </w:r>
     </w:p>
     <w:p>
@@ -477,7 +477,7 @@
         <w:spacing w:after="40" w:before="0"/>
       </w:pPr>
       <w:r>
-        <w:t xml:space="preserve">     C. About 13</w:t>
+        <w:t xml:space="preserve">     C. 78.5</w:t>
       </w:r>
     </w:p>
     <w:p>
@@ -485,7 +485,7 @@
         <w:spacing w:after="40" w:before="0"/>
       </w:pPr>
       <w:r>
-        <w:t xml:space="preserve">     D. About 800</w:t>
+        <w:t xml:space="preserve">     D. 107</w:t>
       </w:r>
     </w:p>
     <w:p>
@@ -508,7 +508,63 @@
           <w:b/>
           <w:bCs/>
         </w:rPr>
-        <w:t xml:space="preserve">2. Percents were new this year. What is 50% of 157?</w:t>
+        <w:t xml:space="preserve">2. What challenges did you face in math this year, and how did you respond to these challenges?</w:t>
+      </w:r>
+    </w:p>
+    <w:p>
+      <w:pPr>
+        <w:spacing w:after="60" w:before="120"/>
+      </w:pPr>
+      <w:r>
+        <w:rPr>
+          <w:color w:val="BBBBBB"/>
+        </w:rPr>
+        <w:t xml:space="preserve">______________________________________________________________________</w:t>
+      </w:r>
+    </w:p>
+    <w:p>
+      <w:pPr>
+        <w:spacing w:after="60" w:before="120"/>
+      </w:pPr>
+      <w:r>
+        <w:rPr>
+          <w:color w:val="BBBBBB"/>
+        </w:rPr>
+        <w:t xml:space="preserve">______________________________________________________________________</w:t>
+      </w:r>
+    </w:p>
+    <w:p>
+      <w:pPr>
+        <w:spacing w:after="60" w:before="120"/>
+      </w:pPr>
+      <w:r>
+        <w:rPr>
+          <w:color w:val="BBBBBB"/>
+        </w:rPr>
+        <w:t xml:space="preserve">______________________________________________________________________</w:t>
+      </w:r>
+    </w:p>
+    <w:p>
+      <w:pPr>
+        <w:spacing w:after="60" w:before="120"/>
+      </w:pPr>
+      <w:r>
+        <w:rPr>
+          <w:color w:val="BBBBBB"/>
+        </w:rPr>
+        <w:t xml:space="preserve">______________________________________________________________________</w:t>
+      </w:r>
+    </w:p>
+    <w:p>
+      <w:pPr>
+        <w:spacing w:after="80" w:before="0"/>
+      </w:pPr>
+      <w:r>
+        <w:rPr>
+          <w:b/>
+          <w:bCs/>
+        </w:rPr>
+        <w:t xml:space="preserve">3. Which of these is the strongest evidence that YOUR math reasoning grew this year?</w:t>
       </w:r>
     </w:p>
     <w:p>
@@ -516,7 +572,7 @@
         <w:spacing w:after="40" w:before="0"/>
       </w:pPr>
       <w:r>
-        <w:t xml:space="preserve">     A. 78.5</w:t>
+        <w:t xml:space="preserve">     A. You finish worksheets faster than in September</w:t>
       </w:r>
     </w:p>
     <w:p>
@@ -524,7 +580,7 @@
         <w:spacing w:after="40" w:before="0"/>
       </w:pPr>
       <w:r>
-        <w:t xml:space="preserve">     B. 77.5</w:t>
+        <w:t xml:space="preserve">     B. You memorized more answers than before</w:t>
       </w:r>
     </w:p>
     <w:p>
@@ -532,118 +588,7 @@
         <w:spacing w:after="40" w:before="0"/>
       </w:pPr>
       <w:r>
-        <w:t xml:space="preserve">     C. 31.4</w:t>
-      </w:r>
-    </w:p>
-    <w:p>
-      <w:pPr>
-        <w:spacing w:after="40" w:before="0"/>
-      </w:pPr>
-      <w:r>
-        <w:t xml:space="preserve">     D. 107</w:t>
-      </w:r>
-    </w:p>
-    <w:p>
-      <w:pPr>
-        <w:spacing w:after="60" w:before="120"/>
-      </w:pPr>
-      <w:r>
-        <w:rPr>
-          <w:color w:val="BBBBBB"/>
-        </w:rPr>
-        <w:t xml:space="preserve">______________________________________________________________________</w:t>
-      </w:r>
-    </w:p>
-    <w:p>
-      <w:pPr>
-        <w:spacing w:after="80" w:before="0"/>
-      </w:pPr>
-      <w:r>
-        <w:rPr>
-          <w:b/>
-          <w:bCs/>
-        </w:rPr>
-        <w:t xml:space="preserve">3. </w:t>
-      </w:r>
-    </w:p>
-    <w:p>
-      <w:pPr>
-        <w:spacing w:after="60" w:before="120"/>
-      </w:pPr>
-      <w:r>
-        <w:rPr>
-          <w:color w:val="BBBBBB"/>
-        </w:rPr>
-        <w:t xml:space="preserve">______________________________________________________________________</w:t>
-      </w:r>
-    </w:p>
-    <w:p>
-      <w:pPr>
-        <w:spacing w:after="60" w:before="120"/>
-      </w:pPr>
-      <w:r>
-        <w:rPr>
-          <w:color w:val="BBBBBB"/>
-        </w:rPr>
-        <w:t xml:space="preserve">______________________________________________________________________</w:t>
-      </w:r>
-    </w:p>
-    <w:p>
-      <w:pPr>
-        <w:spacing w:after="60" w:before="120"/>
-      </w:pPr>
-      <w:r>
-        <w:rPr>
-          <w:color w:val="BBBBBB"/>
-        </w:rPr>
-        <w:t xml:space="preserve">______________________________________________________________________</w:t>
-      </w:r>
-    </w:p>
-    <w:p>
-      <w:pPr>
-        <w:spacing w:after="60" w:before="120"/>
-      </w:pPr>
-      <w:r>
-        <w:rPr>
-          <w:color w:val="BBBBBB"/>
-        </w:rPr>
-        <w:t xml:space="preserve">______________________________________________________________________</w:t>
-      </w:r>
-    </w:p>
-    <w:p>
-      <w:pPr>
-        <w:spacing w:after="80" w:before="0"/>
-      </w:pPr>
-      <w:r>
-        <w:rPr>
-          <w:b/>
-          <w:bCs/>
-        </w:rPr>
-        <w:t xml:space="preserve">4. Which of these is the strongest evidence that YOUR math reasoning grew this year?</w:t>
-      </w:r>
-    </w:p>
-    <w:p>
-      <w:pPr>
-        <w:spacing w:after="40" w:before="0"/>
-      </w:pPr>
-      <w:r>
-        <w:t xml:space="preserve">     A. You can explain why a method works, not just follow its steps</w:t>
-      </w:r>
-    </w:p>
-    <w:p>
-      <w:pPr>
-        <w:spacing w:after="40" w:before="0"/>
-      </w:pPr>
-      <w:r>
-        <w:t xml:space="preserve">     B. You finish worksheets faster than in September</w:t>
-      </w:r>
-    </w:p>
-    <w:p>
-      <w:pPr>
-        <w:spacing w:after="40" w:before="0"/>
-      </w:pPr>
-      <w:r>
-        <w:t xml:space="preserve">     C. You memorized more answers than before</w:t>
+        <w:t xml:space="preserve">     C. You can explain why a method works, not just follow its steps</w:t>
       </w:r>
     </w:p>
     <w:p>
@@ -692,7 +637,7 @@
           <w:b/>
           <w:bCs/>
         </w:rPr>
-        <w:t xml:space="preserve">1. A. About 480</w:t>
+        <w:t xml:space="preserve">1. C. 78.5</w:t>
       </w:r>
     </w:p>
     <w:p>
@@ -700,7 +645,7 @@
         <w:spacing w:after="20" w:before="0"/>
       </w:pPr>
       <w:r>
-        <w:t xml:space="preserve">     80 riders on each of 6 turns is 80 × 6 = 480 riders per hour — a rate, one of this year's tools.</w:t>
+        <w:t xml:space="preserve">     50% means half, and 157 ÷ 2 = 78.5 — the very number you decomposed back in Lesson 1-1.</w:t>
       </w:r>
     </w:p>
     <w:p>
@@ -724,27 +669,7 @@
           <w:b/>
           <w:bCs/>
         </w:rPr>
-        <w:t xml:space="preserve">2. A. 78.5</w:t>
-      </w:r>
-    </w:p>
-    <w:p>
-      <w:pPr>
-        <w:spacing w:after="20" w:before="0"/>
-      </w:pPr>
-      <w:r>
-        <w:t xml:space="preserve">     50% means half, and 157 ÷ 2 = 78.5 — the very number you decomposed back in Lesson 1-1.</w:t>
-      </w:r>
-    </w:p>
-    <w:p>
-      <w:pPr>
-        <w:spacing w:after="80" w:before="0"/>
-      </w:pPr>
-      <w:r>
-        <w:rPr>
-          <w:i/>
-          <w:iCs/>
-        </w:rPr>
-        <w:t xml:space="preserve">     Watch for: Treating your math story as finished — writing the same answers you wrote in Lesson 1-1 instead of looking for what actually changed. The story grows and evolves; a retrospective that copies September has missed the point.</w:t>
+        <w:t xml:space="preserve">2. Open response — answers will vary.</w:t>
       </w:r>
     </w:p>
     <w:p>
@@ -756,19 +681,7 @@
           <w:b/>
           <w:bCs/>
         </w:rPr>
-        <w:t xml:space="preserve">3. Open response — answers will vary.</w:t>
-      </w:r>
-    </w:p>
-    <w:p>
-      <w:pPr>
-        <w:spacing w:after="40" w:before="0"/>
-      </w:pPr>
-      <w:r>
-        <w:rPr>
-          <w:b/>
-          <w:bCs/>
-        </w:rPr>
-        <w:t xml:space="preserve">4. A. You can explain why a method works, not just follow its steps</w:t>
+        <w:t xml:space="preserve">3. C. You can explain why a method works, not just follow its steps</w:t>
       </w:r>
     </w:p>
     <w:p>
@@ -977,7 +890,14 @@
 <file path=word/styles.xml><?xml version="1.0" encoding="utf-8"?>
 <w:styles xmlns:mc="http://schemas.openxmlformats.org/markup-compatibility/2006" xmlns:r="http://schemas.openxmlformats.org/officeDocument/2006/relationships" xmlns:w="http://schemas.openxmlformats.org/wordprocessingml/2006/main" xmlns:w14="http://schemas.microsoft.com/office/word/2010/wordml" xmlns:w15="http://schemas.microsoft.com/office/word/2012/wordml" mc:Ignorable="w14 w15">
   <w:docDefaults>
-    <w:rPrDefault/>
+    <w:rPrDefault>
+      <w:rPr>
+        <w:rFonts w:ascii="Arial" w:cs="Arial" w:eastAsia="Arial" w:hAnsi="Arial"/>
+        <w:sz w:val="22"/>
+        <w:szCs w:val="22"/>
+        <w:lang w:val="en-US"/>
+      </w:rPr>
+    </w:rPrDefault>
     <w:pPrDefault/>
   </w:docDefaults>
   <w:style w:type="paragraph" w:styleId="Title">
@@ -995,10 +915,16 @@
     <w:basedOn w:val="Normal"/>
     <w:next w:val="Normal"/>
     <w:qFormat/>
-    <w:rPr>
-      <w:color w:val="2E74B5"/>
-      <w:sz w:val="32"/>
-      <w:szCs w:val="32"/>
+    <w:pPr>
+      <w:keepNext/>
+    </w:pPr>
+    <w:rPr>
+      <w:rFonts w:ascii="Arial" w:cs="Arial" w:eastAsia="Arial" w:hAnsi="Arial"/>
+      <w:b/>
+      <w:bCs/>
+      <w:color w:val="183E56"/>
+      <w:sz w:val="34"/>
+      <w:szCs w:val="34"/>
     </w:rPr>
   </w:style>
   <w:style w:type="paragraph" w:styleId="Heading2">
@@ -1006,8 +932,14 @@
     <w:basedOn w:val="Normal"/>
     <w:next w:val="Normal"/>
     <w:qFormat/>
-    <w:rPr>
-      <w:color w:val="2E74B5"/>
+    <w:pPr>
+      <w:keepNext/>
+    </w:pPr>
+    <w:rPr>
+      <w:rFonts w:ascii="Arial" w:cs="Arial" w:eastAsia="Arial" w:hAnsi="Arial"/>
+      <w:b/>
+      <w:bCs/>
+      <w:color w:val="176B70"/>
       <w:sz w:val="26"/>
       <w:szCs w:val="26"/>
     </w:rPr>

--- a/lessons/10-6-group2/homework.docx
+++ b/lessons/10-6-group2/homework.docx
@@ -610,100 +610,6 @@
         <w:t xml:space="preserve">______________________________________________________________________</w:t>
       </w:r>
     </w:p>
-    <w:p>
-      <w:r>
-        <w:br w:type="page"/>
-      </w:r>
-    </w:p>
-    <w:p>
-      <w:pPr>
-        <w:pStyle w:val="Heading1"/>
-        <w:spacing w:after="120"/>
-      </w:pPr>
-      <w:r>
-        <w:rPr>
-          <w:b/>
-          <w:bCs/>
-        </w:rPr>
-        <w:t xml:space="preserve">Answer Key (Teacher)</w:t>
-      </w:r>
-    </w:p>
-    <w:p>
-      <w:pPr>
-        <w:spacing w:after="40" w:before="0"/>
-      </w:pPr>
-      <w:r>
-        <w:rPr>
-          <w:b/>
-          <w:bCs/>
-        </w:rPr>
-        <w:t xml:space="preserve">1. C. 78.5</w:t>
-      </w:r>
-    </w:p>
-    <w:p>
-      <w:pPr>
-        <w:spacing w:after="20" w:before="0"/>
-      </w:pPr>
-      <w:r>
-        <w:t xml:space="preserve">     50% means half, and 157 ÷ 2 = 78.5 — the very number you decomposed back in Lesson 1-1.</w:t>
-      </w:r>
-    </w:p>
-    <w:p>
-      <w:pPr>
-        <w:spacing w:after="80" w:before="0"/>
-      </w:pPr>
-      <w:r>
-        <w:rPr>
-          <w:i/>
-          <w:iCs/>
-        </w:rPr>
-        <w:t xml:space="preserve">     Watch for: Treating your math story as finished — writing the same answers you wrote in Lesson 1-1 instead of looking for what actually changed. The story grows and evolves; a retrospective that copies September has missed the point.</w:t>
-      </w:r>
-    </w:p>
-    <w:p>
-      <w:pPr>
-        <w:spacing w:after="40" w:before="0"/>
-      </w:pPr>
-      <w:r>
-        <w:rPr>
-          <w:b/>
-          <w:bCs/>
-        </w:rPr>
-        <w:t xml:space="preserve">2. Open response — answers will vary.</w:t>
-      </w:r>
-    </w:p>
-    <w:p>
-      <w:pPr>
-        <w:spacing w:after="40" w:before="0"/>
-      </w:pPr>
-      <w:r>
-        <w:rPr>
-          <w:b/>
-          <w:bCs/>
-        </w:rPr>
-        <w:t xml:space="preserve">3. C. You can explain why a method works, not just follow its steps</w:t>
-      </w:r>
-    </w:p>
-    <w:p>
-      <w:pPr>
-        <w:spacing w:after="20" w:before="0"/>
-      </w:pPr>
-      <w:r>
-        <w:t xml:space="preserve">     Constructing and explaining reasoning is the growth this lesson asks you to look for — it is what makes the math yours.</w:t>
-      </w:r>
-    </w:p>
-    <w:p>
-      <w:pPr>
-        <w:spacing w:after="80" w:before="0"/>
-      </w:pPr>
-      <w:r>
-        <w:rPr>
-          <w:i/>
-          <w:iCs/>
-        </w:rPr>
-        <w:t xml:space="preserve">     Watch for: Treating your math story as finished — writing the same answers you wrote in Lesson 1-1 instead of looking for what actually changed. The story grows and evolves; a retrospective that copies September has missed the point.</w:t>
-      </w:r>
-    </w:p>
     <w:sectPr>
       <w:pgSz w:w="11906" w:h="16838" w:orient="portrait"/>
       <w:pgMar w:top="720" w:right="900" w:bottom="720" w:left="900" w:header="708" w:footer="708" w:gutter="0"/>
